--- a/ComponentesMetodologicos/Requerimientos Funcionales.docx
+++ b/ComponentesMetodologicos/Requerimientos Funcionales.docx
@@ -14,7 +14,7 @@
           <w:b/>
           <w:bCs/>
         </w:rPr>
-        <w:t>Requerimientos Funcionales</w:t>
+        <w:t>REQUERIMIENTOS FUNCIONALES – CEREBRUM</w:t>
       </w:r>
     </w:p>
     <w:p>
@@ -33,405 +33,239 @@
       </w:r>
     </w:p>
     <w:p>
-      <w:pPr>
-        <w:rPr>
-          <w:b/>
-          <w:bCs/>
-        </w:rPr>
-      </w:pPr>
-      <w:r>
-        <w:rPr>
-          <w:b/>
-          <w:bCs/>
-        </w:rPr>
-        <w:t>RF-01. Registro de usuarios</w:t>
-      </w:r>
-    </w:p>
-    <w:p>
-      <w:r>
-        <w:t xml:space="preserve">El sistema deberá permitir que los estudiantes creen una cuenta proporcionando información como nombre, correo electrónico </w:t>
-      </w:r>
-      <w:r>
-        <w:t xml:space="preserve">número de </w:t>
-      </w:r>
-      <w:r>
-        <w:t xml:space="preserve">identificación </w:t>
-      </w:r>
-      <w:r>
-        <w:t>contraseña</w:t>
-      </w:r>
-      <w:r>
-        <w:t>.</w:t>
-      </w:r>
-    </w:p>
-    <w:p>
-      <w:pPr>
-        <w:rPr>
-          <w:b/>
-          <w:bCs/>
-        </w:rPr>
-      </w:pPr>
-      <w:r>
-        <w:rPr>
-          <w:b/>
-          <w:bCs/>
-        </w:rPr>
-        <w:t>RF-02. Inicio de sesión</w:t>
-      </w:r>
-    </w:p>
-    <w:p>
-      <w:r>
-        <w:t>El sistema deberá permitir que los usuarios accedan a su cuenta mediante correo electrónico y contraseña</w:t>
-      </w:r>
-      <w:r>
-        <w:t xml:space="preserve"> o mediante su </w:t>
-      </w:r>
-      <w:r>
-        <w:t>número</w:t>
-      </w:r>
-      <w:r>
-        <w:t xml:space="preserve"> de </w:t>
-      </w:r>
-      <w:r>
-        <w:t>identificación.</w:t>
-      </w:r>
-    </w:p>
-    <w:p>
-      <w:pPr>
-        <w:rPr>
-          <w:b/>
-          <w:bCs/>
-        </w:rPr>
-      </w:pPr>
-      <w:r>
-        <w:rPr>
-          <w:b/>
-          <w:bCs/>
-        </w:rPr>
-        <w:t>RF-03. Recuperación de contraseña</w:t>
-      </w:r>
-    </w:p>
-    <w:p>
-      <w:r>
-        <w:t xml:space="preserve">El </w:t>
-      </w:r>
-      <w:r>
-        <w:t xml:space="preserve">sistema </w:t>
-      </w:r>
-      <w:r>
-        <w:t>a deberá ofrecer una opción para recuperar la contraseña en caso de olvido.</w:t>
-      </w:r>
-    </w:p>
-    <w:p>
-      <w:pPr>
-        <w:rPr>
-          <w:b/>
-          <w:bCs/>
-        </w:rPr>
-      </w:pPr>
-      <w:r>
-        <w:rPr>
-          <w:b/>
-          <w:bCs/>
-        </w:rPr>
-        <w:t>RF-04. Edición de perfil</w:t>
-      </w:r>
-    </w:p>
-    <w:p>
-      <w:r>
-        <w:t>El usuario podrá actualizar la información de su perfil cuando lo considere necesario.</w:t>
-      </w:r>
-    </w:p>
-    <w:p>
-      <w:r>
-        <w:pict w14:anchorId="071C5FD0">
-          <v:rect id="_x0000_i1073" style="width:0;height:1.5pt" o:hralign="center" o:hrstd="t" o:hr="t" fillcolor="#a0a0a0" stroked="f"/>
-        </w:pict>
-      </w:r>
-    </w:p>
-    <w:p>
-      <w:pPr>
-        <w:rPr>
-          <w:b/>
-          <w:bCs/>
-          <w:lang w:val="en-US"/>
-        </w:rPr>
-      </w:pPr>
-      <w:r>
-        <w:rPr>
-          <w:b/>
-          <w:bCs/>
-          <w:lang w:val="en-US"/>
-        </w:rPr>
-        <w:t xml:space="preserve">Dashboard </w:t>
-      </w:r>
-      <w:proofErr w:type="gramStart"/>
-      <w:r>
-        <w:rPr>
-          <w:b/>
-          <w:bCs/>
-          <w:lang w:val="en-US"/>
-        </w:rPr>
-        <w:t>o Panel</w:t>
-      </w:r>
-      <w:proofErr w:type="gramEnd"/>
-      <w:r>
-        <w:rPr>
-          <w:b/>
-          <w:bCs/>
-          <w:lang w:val="en-US"/>
-        </w:rPr>
-        <w:t xml:space="preserve"> Principal</w:t>
-      </w:r>
-    </w:p>
-    <w:p>
-      <w:pPr>
-        <w:rPr>
-          <w:b/>
-          <w:bCs/>
-        </w:rPr>
-      </w:pPr>
-      <w:r>
-        <w:rPr>
-          <w:b/>
-          <w:bCs/>
-          <w:lang w:val="en-US"/>
-        </w:rPr>
-        <w:t xml:space="preserve">RF-05. </w:t>
-      </w:r>
-      <w:r>
-        <w:rPr>
-          <w:b/>
-          <w:bCs/>
-        </w:rPr>
-        <w:t>Visualización del progreso</w:t>
-      </w:r>
-    </w:p>
-    <w:p>
-      <w:r>
-        <w:t>El sistema deberá mostrar al usuario un resumen de su desempeño académico al ingresar a la plataforma.</w:t>
-      </w:r>
-    </w:p>
-    <w:p>
-      <w:pPr>
-        <w:rPr>
-          <w:b/>
-          <w:bCs/>
-        </w:rPr>
-      </w:pPr>
-      <w:r>
-        <w:rPr>
-          <w:b/>
-          <w:bCs/>
-        </w:rPr>
-        <w:t>RF-06. Estadísticas generales</w:t>
-      </w:r>
-    </w:p>
-    <w:p>
-      <w:r>
-        <w:t>El sistema deberá presentar información relacionada con:</w:t>
-      </w:r>
-    </w:p>
-    <w:p>
-      <w:pPr>
-        <w:numPr>
-          <w:ilvl w:val="0"/>
-          <w:numId w:val="1"/>
-        </w:numPr>
-      </w:pPr>
-      <w:r>
-        <w:t xml:space="preserve">Preguntas respondidas. </w:t>
-      </w:r>
-    </w:p>
-    <w:p>
-      <w:pPr>
-        <w:numPr>
-          <w:ilvl w:val="0"/>
-          <w:numId w:val="1"/>
-        </w:numPr>
-      </w:pPr>
-      <w:r>
-        <w:t xml:space="preserve">Respuestas correctas. </w:t>
-      </w:r>
-    </w:p>
-    <w:p>
-      <w:pPr>
-        <w:numPr>
-          <w:ilvl w:val="0"/>
-          <w:numId w:val="1"/>
-        </w:numPr>
-      </w:pPr>
-      <w:r>
-        <w:t xml:space="preserve">Respuestas incorrectas. </w:t>
-      </w:r>
-    </w:p>
-    <w:p>
-      <w:pPr>
-        <w:numPr>
-          <w:ilvl w:val="0"/>
-          <w:numId w:val="1"/>
-        </w:numPr>
-      </w:pPr>
-      <w:r>
-        <w:t xml:space="preserve">Niveles completados. </w:t>
-      </w:r>
-    </w:p>
-    <w:p>
-      <w:pPr>
-        <w:numPr>
-          <w:ilvl w:val="0"/>
-          <w:numId w:val="1"/>
-        </w:numPr>
-      </w:pPr>
-      <w:r>
-        <w:t xml:space="preserve">Tiempo de estudio. </w:t>
-      </w:r>
-    </w:p>
-    <w:p>
-      <w:pPr>
-        <w:rPr>
-          <w:b/>
-          <w:bCs/>
-        </w:rPr>
-      </w:pPr>
-      <w:r>
-        <w:rPr>
-          <w:b/>
-          <w:bCs/>
-        </w:rPr>
-        <w:t>RF-07. Avance por asignatura</w:t>
-      </w:r>
-    </w:p>
-    <w:p>
-      <w:r>
-        <w:t>El usuario podrá visualizar el porcentaje de progreso alcanzado en Matemáticas, Sociales y Biología.</w:t>
-      </w:r>
-    </w:p>
-    <w:p>
-      <w:pPr>
-        <w:rPr>
-          <w:b/>
-          <w:bCs/>
-        </w:rPr>
-      </w:pPr>
+      <w:r>
+        <w:rPr>
+          <w:b/>
+          <w:bCs/>
+        </w:rPr>
+        <w:t>RF-01. Registro de Usuario</w:t>
+      </w:r>
+      <w:r>
+        <w:br/>
+        <w:t>El sistema deberá permitir a los usuarios registrarse proporcionando información real y verificable, incluyendo nombre completo, número de identificación, correo electrónico y contraseña. El sistema deberá validar que las credenciales no se encuentren registradas previamente antes de crear la cuenta.</w:t>
+      </w:r>
+    </w:p>
+    <w:p>
+      <w:r>
+        <w:rPr>
+          <w:b/>
+          <w:bCs/>
+        </w:rPr>
+        <w:t>RF-02. Inicio de Sesión</w:t>
+      </w:r>
+      <w:r>
+        <w:br/>
+        <w:t>El sistema deberá permitir a los usuarios autenticarse mediante las credenciales registradas previamente (correo electrónico o número de identificación y contraseña), validando la autenticidad de la información para garantizar el acceso seguro a su cuenta y progreso académico.</w:t>
+      </w:r>
+    </w:p>
+    <w:p>
+      <w:r>
+        <w:rPr>
+          <w:b/>
+          <w:bCs/>
+        </w:rPr>
+        <w:t>RF-03. Gestión de Perfil</w:t>
+      </w:r>
+      <w:r>
+        <w:br/>
+        <w:t>El sistema deberá permitir al usuario visualizar y modificar la información básica de su perfil.</w:t>
+      </w:r>
+    </w:p>
+    <w:p>
+      <w:r>
+        <w:rPr>
+          <w:b/>
+          <w:bCs/>
+        </w:rPr>
+        <w:t>RF-04. Selección de Temáticas</w:t>
+      </w:r>
+      <w:r>
+        <w:br/>
+        <w:t>El sistema deberá permitir al usuario seleccionar la temática que desea estudiar entre Matemáticas, Sociales, Biología y Comprensión Lectora.</w:t>
+      </w:r>
+    </w:p>
+    <w:p>
+      <w:r>
+        <w:rPr>
+          <w:b/>
+          <w:bCs/>
+        </w:rPr>
+        <w:t>RF-05. Recuperación de Contraseña</w:t>
+      </w:r>
+      <w:r>
+        <w:br/>
+        <w:t>El sistema deberá ofrecer una opción para recuperar la contraseña en caso de olvido.</w:t>
+      </w:r>
+    </w:p>
+    <w:p>
+      <w:r>
+        <w:rPr>
+          <w:b/>
+          <w:bCs/>
+        </w:rPr>
+        <w:t>RF-06. Verificación de Cuenta</w:t>
+      </w:r>
+      <w:r>
+        <w:br/>
+        <w:t>El sistema deberá verificar la autenticidad del correo electrónico registrado mediante el envío de un mensaje de confirmación antes de habilitar el acceso completo a la plataforma.</w:t>
+      </w:r>
+    </w:p>
+    <w:p>
+      <w:pPr>
+        <w:rPr>
+          <w:b/>
+          <w:bCs/>
+        </w:rPr>
+      </w:pPr>
+      <w:proofErr w:type="spellStart"/>
+      <w:r>
+        <w:rPr>
+          <w:b/>
+          <w:bCs/>
+        </w:rPr>
+        <w:t>Dashboard</w:t>
+      </w:r>
+      <w:proofErr w:type="spellEnd"/>
+      <w:r>
+        <w:rPr>
+          <w:b/>
+          <w:bCs/>
+        </w:rPr>
+        <w:t xml:space="preserve"> y Seguimiento</w:t>
+      </w:r>
+    </w:p>
+    <w:p>
+      <w:r>
+        <w:rPr>
+          <w:b/>
+          <w:bCs/>
+        </w:rPr>
+        <w:t xml:space="preserve">RF-07. Visualización del </w:t>
+      </w:r>
+      <w:proofErr w:type="spellStart"/>
+      <w:r>
+        <w:rPr>
+          <w:b/>
+          <w:bCs/>
+        </w:rPr>
+        <w:t>Dashboard</w:t>
+      </w:r>
+      <w:proofErr w:type="spellEnd"/>
+      <w:r>
+        <w:br/>
+        <w:t xml:space="preserve">El sistema deberá mostrar un </w:t>
+      </w:r>
+      <w:proofErr w:type="spellStart"/>
+      <w:r>
+        <w:t>dashboard</w:t>
+      </w:r>
+      <w:proofErr w:type="spellEnd"/>
+      <w:r>
+        <w:t xml:space="preserve"> principal donde el usuario pueda visualizar un resumen general de su progreso académico.</w:t>
+      </w:r>
+    </w:p>
+    <w:p>
+      <w:r>
+        <w:rPr>
+          <w:b/>
+          <w:bCs/>
+        </w:rPr>
+        <w:t>RF-08. Estadísticas Generales</w:t>
+      </w:r>
+      <w:r>
+        <w:br/>
+        <w:t>El sistema deberá mostrar estadísticas actualizadas del usuario, incluyendo preguntas respondidas, respuestas correctas, respuestas incorrectas, niveles completados y tiempo acumulado de estudio.</w:t>
+      </w:r>
+    </w:p>
+    <w:p>
       <w:r>
         <w:rPr>
           <w:b/>
           <w:bCs/>
         </w:rPr>
         <w:lastRenderedPageBreak/>
-        <w:t>RF-08. Racha de estudio</w:t>
-      </w:r>
-    </w:p>
-    <w:p>
-      <w:r>
-        <w:t>El sistema deberá mostrar los días consecutivos en los que el usuario ha utilizado la plataforma.</w:t>
-      </w:r>
-    </w:p>
-    <w:p>
-      <w:pPr>
-        <w:rPr>
-          <w:b/>
-          <w:bCs/>
-        </w:rPr>
-      </w:pPr>
-      <w:r>
-        <w:rPr>
-          <w:b/>
-          <w:bCs/>
-        </w:rPr>
-        <w:t>RF-09. Logros obtenidos</w:t>
-      </w:r>
-    </w:p>
-    <w:p>
-      <w:r>
-        <w:t xml:space="preserve">El </w:t>
+        <w:t>RF-09. Progreso por Temática</w:t>
+      </w:r>
+      <w:r>
+        <w:br/>
+        <w:t>El sistema deberá mostrar el avance individual del usuario en cada temática disponible, permitiendo visualizar el porcentaje de progreso y nivel alcanzado.</w:t>
+      </w:r>
+    </w:p>
+    <w:p>
+      <w:r>
+        <w:rPr>
+          <w:b/>
+          <w:bCs/>
+        </w:rPr>
+        <w:t>RF-10. Seguimiento de Racha de Estudio</w:t>
+      </w:r>
+      <w:r>
+        <w:br/>
+        <w:t>El sistema deberá registrar y mostrar la cantidad de días consecutivos de estudio del usuario.</w:t>
+      </w:r>
+    </w:p>
+    <w:p>
+      <w:r>
+        <w:rPr>
+          <w:b/>
+          <w:bCs/>
+        </w:rPr>
+        <w:t>RF-11. Visualización de Recompensas y Logros</w:t>
+      </w:r>
+      <w:r>
+        <w:br/>
+        <w:t>El sistema deberá mostrar insignias, logros y recompensas obtenidas por el usuario.</w:t>
+      </w:r>
+    </w:p>
+    <w:p>
+      <w:r>
+        <w:rPr>
+          <w:b/>
+          <w:bCs/>
+        </w:rPr>
+        <w:t xml:space="preserve">RF-12. Actualización Automática del </w:t>
       </w:r>
       <w:proofErr w:type="spellStart"/>
       <w:r>
-        <w:t>dashboard</w:t>
+        <w:rPr>
+          <w:b/>
+          <w:bCs/>
+        </w:rPr>
+        <w:t>Dashboard</w:t>
       </w:r>
       <w:proofErr w:type="spellEnd"/>
       <w:r>
-        <w:t xml:space="preserve"> deberá mostrar las insignias y recompensas obtenidas por el usuario.</w:t>
-      </w:r>
-    </w:p>
-    <w:p>
-      <w:pPr>
-        <w:rPr>
-          <w:b/>
-          <w:bCs/>
-        </w:rPr>
-      </w:pPr>
-      <w:r>
-        <w:rPr>
-          <w:b/>
-          <w:bCs/>
-        </w:rPr>
-        <w:t>RF-10. Continuar actividad</w:t>
-      </w:r>
-    </w:p>
-    <w:p>
-      <w:r>
-        <w:t>El sistema deberá permitir que el usuario continúe la última actividad realizada desde el panel principal.</w:t>
-      </w:r>
-    </w:p>
-    <w:p>
-      <w:pPr>
-        <w:rPr>
-          <w:b/>
-          <w:bCs/>
-        </w:rPr>
-      </w:pPr>
-      <w:r>
-        <w:rPr>
-          <w:b/>
-          <w:bCs/>
-        </w:rPr>
-        <w:t>RF-11. Lecturas pendientes</w:t>
-      </w:r>
-    </w:p>
-    <w:p>
-      <w:r>
-        <w:t xml:space="preserve">El </w:t>
-      </w:r>
-      <w:proofErr w:type="spellStart"/>
-      <w:r>
-        <w:t>dashboard</w:t>
-      </w:r>
-      <w:proofErr w:type="spellEnd"/>
-      <w:r>
-        <w:t xml:space="preserve"> deberá mostrar las lecturas que aún no han sido completadas.</w:t>
-      </w:r>
-    </w:p>
-    <w:p>
-      <w:pPr>
-        <w:rPr>
-          <w:b/>
-          <w:bCs/>
-        </w:rPr>
-      </w:pPr>
-      <w:r>
-        <w:rPr>
-          <w:b/>
-          <w:bCs/>
-        </w:rPr>
-        <w:t>RF-12. Última actividad realizada</w:t>
-      </w:r>
-    </w:p>
-    <w:p>
-      <w:r>
+        <w:br/>
+        <w:t>El sistema deberá actualizar automáticamente la información mostrada después de cada actividad realizada.</w:t>
+      </w:r>
+    </w:p>
+    <w:p>
+      <w:r>
+        <w:rPr>
+          <w:b/>
+          <w:bCs/>
+        </w:rPr>
+        <w:t>RF-13. Lecturas Pendientes</w:t>
+      </w:r>
+      <w:r>
+        <w:br/>
+        <w:t>El sistema deberá mostrar las lecturas que aún no han sido completadas por el usuario.</w:t>
+      </w:r>
+    </w:p>
+    <w:p>
+      <w:r>
+        <w:rPr>
+          <w:b/>
+          <w:bCs/>
+        </w:rPr>
+        <w:t>RF-14. Última Actividad Realizada</w:t>
+      </w:r>
+      <w:r>
+        <w:br/>
         <w:t>El sistema deberá mostrar la actividad más reciente realizada por el usuario.</w:t>
       </w:r>
     </w:p>
     <w:p>
-      <w:r>
-        <w:pict w14:anchorId="6694512D">
-          <v:rect id="_x0000_i1074" style="width:0;height:1.5pt" o:hralign="center" o:hrstd="t" o:hr="t" fillcolor="#a0a0a0" stroked="f"/>
-        </w:pict>
-      </w:r>
-    </w:p>
-    <w:p>
       <w:pPr>
         <w:rPr>
           <w:b/>
@@ -447,416 +281,373 @@
       </w:r>
     </w:p>
     <w:p>
-      <w:pPr>
-        <w:rPr>
-          <w:b/>
-          <w:bCs/>
-        </w:rPr>
-      </w:pPr>
-      <w:r>
-        <w:rPr>
-          <w:b/>
-          <w:bCs/>
-        </w:rPr>
-        <w:t>RF-13. Biblioteca de lecturas</w:t>
-      </w:r>
-    </w:p>
-    <w:p>
-      <w:r>
-        <w:t>El sistema deberá ofrecer material de lectura relacionado con las áreas de Matemáticas, Sociales y Biología.</w:t>
-      </w:r>
-    </w:p>
-    <w:p>
-      <w:pPr>
-        <w:rPr>
-          <w:b/>
-          <w:bCs/>
-        </w:rPr>
-      </w:pPr>
-      <w:r>
-        <w:rPr>
-          <w:b/>
-          <w:bCs/>
-        </w:rPr>
-        <w:t>RF-14. Clasificación de lecturas</w:t>
-      </w:r>
-    </w:p>
-    <w:p>
-      <w:r>
+      <w:r>
+        <w:rPr>
+          <w:b/>
+          <w:bCs/>
+        </w:rPr>
+        <w:t>RF-15. Biblioteca de Lecturas</w:t>
+      </w:r>
+      <w:r>
+        <w:br/>
+        <w:t>El sistema deberá ofrecer material de lectura relacionado con Matemáticas, Sociales, Biología y Comprensión Lectora.</w:t>
+      </w:r>
+    </w:p>
+    <w:p>
+      <w:r>
+        <w:rPr>
+          <w:b/>
+          <w:bCs/>
+        </w:rPr>
+        <w:t>RF-16. Clasificación de Lecturas</w:t>
+      </w:r>
+      <w:r>
+        <w:br/>
         <w:t>Las lecturas deberán estar organizadas por temática y nivel de dificultad.</w:t>
       </w:r>
     </w:p>
     <w:p>
-      <w:pPr>
-        <w:rPr>
-          <w:b/>
-          <w:bCs/>
-        </w:rPr>
-      </w:pPr>
-      <w:r>
-        <w:rPr>
-          <w:b/>
-          <w:bCs/>
-        </w:rPr>
-        <w:t>RF-15. Acceso a lecturas</w:t>
-      </w:r>
-    </w:p>
-    <w:p>
-      <w:r>
+      <w:r>
+        <w:rPr>
+          <w:b/>
+          <w:bCs/>
+        </w:rPr>
+        <w:t>RF-17. Acceso a Lecturas</w:t>
+      </w:r>
+      <w:r>
+        <w:br/>
         <w:t>El usuario podrá seleccionar y visualizar cualquier lectura disponible según su nivel de acceso.</w:t>
       </w:r>
     </w:p>
     <w:p>
-      <w:pPr>
-        <w:rPr>
-          <w:b/>
-          <w:bCs/>
-        </w:rPr>
-      </w:pPr>
-      <w:r>
-        <w:rPr>
-          <w:b/>
-          <w:bCs/>
-        </w:rPr>
-        <w:t>RF-16. Registro de avance</w:t>
-      </w:r>
-    </w:p>
-    <w:p>
-      <w:r>
+      <w:r>
+        <w:rPr>
+          <w:b/>
+          <w:bCs/>
+        </w:rPr>
+        <w:t>RF-18. Registro de Avance de Lectura</w:t>
+      </w:r>
+      <w:r>
+        <w:br/>
         <w:t>El sistema deberá guardar el progreso de lectura realizado por el usuario.</w:t>
       </w:r>
     </w:p>
     <w:p>
-      <w:pPr>
-        <w:rPr>
-          <w:b/>
-          <w:bCs/>
-        </w:rPr>
-      </w:pPr>
-      <w:r>
-        <w:rPr>
-          <w:b/>
-          <w:bCs/>
-        </w:rPr>
-        <w:t>RF-17. Marcación de lecturas completadas</w:t>
-      </w:r>
-    </w:p>
-    <w:p>
-      <w:r>
+      <w:r>
+        <w:rPr>
+          <w:b/>
+          <w:bCs/>
+        </w:rPr>
+        <w:t>RF-19. Marcación de Lecturas Completadas</w:t>
+      </w:r>
+      <w:r>
+        <w:br/>
         <w:t>El sistema deberá registrar cuándo una lectura ha sido finalizada.</w:t>
       </w:r>
     </w:p>
     <w:p>
-      <w:pPr>
-        <w:rPr>
-          <w:b/>
-          <w:bCs/>
-        </w:rPr>
-      </w:pPr>
-      <w:r>
-        <w:rPr>
-          <w:b/>
-          <w:bCs/>
-        </w:rPr>
-        <w:t>RF-18. Comprensión lectora</w:t>
-      </w:r>
-    </w:p>
-    <w:p>
-      <w:r>
+      <w:r>
+        <w:rPr>
+          <w:b/>
+          <w:bCs/>
+        </w:rPr>
+        <w:t>RF-20. Comprensión Lectora</w:t>
+      </w:r>
+      <w:r>
+        <w:br/>
+        <w:t>Después de finalizar una lectura, el sistema podrá presentar preguntas relacionadas con el contenido leído.</w:t>
+      </w:r>
+    </w:p>
+    <w:p>
+      <w:r>
+        <w:rPr>
+          <w:b/>
+          <w:bCs/>
+        </w:rPr>
         <w:lastRenderedPageBreak/>
-        <w:t>Después de finalizar una lectura, el sistema podrá presentar preguntas relacionadas con el contenido leído.</w:t>
-      </w:r>
-    </w:p>
-    <w:p>
-      <w:pPr>
-        <w:rPr>
-          <w:b/>
-          <w:bCs/>
-        </w:rPr>
-      </w:pPr>
-      <w:r>
-        <w:rPr>
-          <w:b/>
-          <w:bCs/>
-        </w:rPr>
-        <w:t>RF-19. Recomendación de lecturas</w:t>
-      </w:r>
-    </w:p>
-    <w:p>
-      <w:r>
+        <w:t>RF-21. Recomendación de Lecturas</w:t>
+      </w:r>
+      <w:r>
+        <w:br/>
         <w:t>El sistema podrá sugerir nuevas lecturas basadas en el desempeño y progreso del estudiante.</w:t>
       </w:r>
     </w:p>
     <w:p>
       <w:r>
-        <w:pict w14:anchorId="62FB2867">
-          <v:rect id="_x0000_i1075" style="width:0;height:1.5pt" o:hralign="center" o:hrstd="t" o:hr="t" fillcolor="#a0a0a0" stroked="f"/>
-        </w:pict>
-      </w:r>
-    </w:p>
-    <w:p>
-      <w:pPr>
-        <w:rPr>
-          <w:b/>
-          <w:bCs/>
-        </w:rPr>
-      </w:pPr>
-      <w:r>
-        <w:rPr>
-          <w:b/>
-          <w:bCs/>
-        </w:rPr>
-        <w:t>Sistema de Trivias</w:t>
-      </w:r>
-    </w:p>
-    <w:p>
-      <w:pPr>
-        <w:rPr>
-          <w:b/>
-          <w:bCs/>
-        </w:rPr>
-      </w:pPr>
-      <w:r>
-        <w:rPr>
-          <w:b/>
-          <w:bCs/>
-        </w:rPr>
-        <w:t>RF-20. Selección de temática</w:t>
-      </w:r>
-    </w:p>
-    <w:p>
-      <w:r>
-        <w:t>El usuario podrá elegir la asignatura en la que desea practicar.</w:t>
-      </w:r>
-    </w:p>
-    <w:p>
-      <w:pPr>
-        <w:rPr>
-          <w:b/>
-          <w:bCs/>
-        </w:rPr>
-      </w:pPr>
-      <w:r>
-        <w:rPr>
-          <w:b/>
-          <w:bCs/>
-        </w:rPr>
-        <w:t>RF-21. Niveles de dificultad</w:t>
-      </w:r>
-    </w:p>
-    <w:p>
-      <w:r>
-        <w:t>Cada temática deberá estar dividida en cinco niveles de dificultad progresiva.</w:t>
-      </w:r>
-    </w:p>
-    <w:p>
-      <w:pPr>
-        <w:rPr>
-          <w:b/>
-          <w:bCs/>
-        </w:rPr>
-      </w:pPr>
-      <w:r>
-        <w:rPr>
-          <w:b/>
-          <w:bCs/>
-        </w:rPr>
-        <w:t>RF-22. Preguntas por nivel</w:t>
-      </w:r>
-    </w:p>
-    <w:p>
-      <w:r>
-        <w:t>Cada nivel deberá contener diez preguntas.</w:t>
-      </w:r>
-    </w:p>
-    <w:p>
-      <w:pPr>
-        <w:rPr>
-          <w:b/>
-          <w:bCs/>
-        </w:rPr>
-      </w:pPr>
-      <w:r>
-        <w:rPr>
-          <w:b/>
-          <w:bCs/>
-        </w:rPr>
-        <w:t>RF-23. Presentación de preguntas</w:t>
-      </w:r>
-    </w:p>
-    <w:p>
-      <w:r>
-        <w:t>El sistema deberá mostrar una pregunta a la vez junto con sus posibles respuestas.</w:t>
-      </w:r>
-    </w:p>
-    <w:p>
-      <w:pPr>
-        <w:rPr>
-          <w:b/>
-          <w:bCs/>
-        </w:rPr>
-      </w:pPr>
-      <w:r>
-        <w:rPr>
-          <w:b/>
-          <w:bCs/>
-        </w:rPr>
-        <w:t>RF-24. Validación de respuestas</w:t>
-      </w:r>
-    </w:p>
-    <w:p>
-      <w:r>
-        <w:t>El sistema deberá indicar si la respuesta seleccionada es correcta o incorrecta.</w:t>
-      </w:r>
-    </w:p>
-    <w:p>
-      <w:pPr>
-        <w:rPr>
-          <w:b/>
-          <w:bCs/>
-        </w:rPr>
-      </w:pPr>
-      <w:r>
-        <w:rPr>
-          <w:b/>
-          <w:bCs/>
-        </w:rPr>
-        <w:t>RF-25. Avance entre niveles</w:t>
-      </w:r>
-    </w:p>
-    <w:p>
-      <w:r>
-        <w:t>El usuario solo podrá acceder al siguiente nivel después de completar satisfactoriamente el nivel actual.</w:t>
-      </w:r>
-    </w:p>
-    <w:p>
-      <w:pPr>
-        <w:rPr>
-          <w:b/>
-          <w:bCs/>
-        </w:rPr>
-      </w:pPr>
-      <w:r>
-        <w:rPr>
-          <w:b/>
-          <w:bCs/>
-        </w:rPr>
-        <w:t>RF-26. Ajuste de dificultad</w:t>
-      </w:r>
-    </w:p>
-    <w:p>
-      <w:r>
-        <w:t>El sistema deberá adaptar el nivel de dificultad según el rendimiento del usuario.</w:t>
-      </w:r>
-    </w:p>
-    <w:p>
-      <w:r>
-        <w:pict w14:anchorId="5849D753">
-          <v:rect id="_x0000_i1076" style="width:0;height:1.5pt" o:hralign="center" o:hrstd="t" o:hr="t" fillcolor="#a0a0a0" stroked="f"/>
-        </w:pict>
-      </w:r>
-    </w:p>
-    <w:p>
-      <w:pPr>
-        <w:rPr>
-          <w:b/>
-          <w:bCs/>
-        </w:rPr>
-      </w:pPr>
-      <w:r>
-        <w:rPr>
-          <w:b/>
-          <w:bCs/>
-        </w:rPr>
-        <w:t>Sistema de Vidas</w:t>
-      </w:r>
-    </w:p>
-    <w:p>
-      <w:pPr>
-        <w:rPr>
-          <w:b/>
-          <w:bCs/>
-        </w:rPr>
-      </w:pPr>
-      <w:r>
-        <w:rPr>
-          <w:b/>
-          <w:bCs/>
-        </w:rPr>
-        <w:t>RF-27. Asignación de vidas</w:t>
-      </w:r>
-    </w:p>
-    <w:p>
-      <w:r>
-        <w:t>Los usuarios gratuitos dispondrán de tres vidas para participar en las actividades.</w:t>
-      </w:r>
-    </w:p>
-    <w:p>
-      <w:pPr>
-        <w:rPr>
-          <w:b/>
-          <w:bCs/>
-        </w:rPr>
-      </w:pPr>
-      <w:r>
-        <w:rPr>
-          <w:b/>
-          <w:bCs/>
-        </w:rPr>
-        <w:t>RF-28. Descuento de vidas</w:t>
-      </w:r>
-    </w:p>
-    <w:p>
-      <w:r>
+        <w:rPr>
+          <w:b/>
+          <w:bCs/>
+        </w:rPr>
+        <w:t>RF-22. Búsqueda de Contenido</w:t>
+      </w:r>
+      <w:r>
+        <w:br/>
+        <w:t>El sistema deberá permitir a los usuarios buscar lecturas, actividades y temáticas mediante palabras clave.</w:t>
+      </w:r>
+    </w:p>
+    <w:p>
+      <w:pPr>
+        <w:rPr>
+          <w:b/>
+          <w:bCs/>
+        </w:rPr>
+      </w:pPr>
+      <w:r>
+        <w:rPr>
+          <w:b/>
+          <w:bCs/>
+        </w:rPr>
+        <w:t>Sistema de Preguntas y Niveles</w:t>
+      </w:r>
+    </w:p>
+    <w:p>
+      <w:r>
+        <w:rPr>
+          <w:b/>
+          <w:bCs/>
+        </w:rPr>
+        <w:t>RF-23. Sistema de Preguntas</w:t>
+      </w:r>
+      <w:r>
+        <w:br/>
+        <w:t>El sistema deberá presentar preguntas relacionadas con la temática seleccionada.</w:t>
+      </w:r>
+    </w:p>
+    <w:p>
+      <w:r>
+        <w:rPr>
+          <w:b/>
+          <w:bCs/>
+        </w:rPr>
+        <w:t>RF-24. Cantidad de Preguntas por Nivel</w:t>
+      </w:r>
+      <w:r>
+        <w:br/>
+        <w:t>Cada nivel deberá estar compuesto por diez preguntas.</w:t>
+      </w:r>
+    </w:p>
+    <w:p>
+      <w:r>
+        <w:rPr>
+          <w:b/>
+          <w:bCs/>
+        </w:rPr>
+        <w:t>RF-25. Validación de Respuestas</w:t>
+      </w:r>
+      <w:r>
+        <w:br/>
+        <w:t>El sistema deberá validar automáticamente las respuestas ingresadas por el usuario.</w:t>
+      </w:r>
+    </w:p>
+    <w:p>
+      <w:r>
+        <w:rPr>
+          <w:b/>
+          <w:bCs/>
+        </w:rPr>
+        <w:t>RF-26. Retroalimentación de Respuestas</w:t>
+      </w:r>
+      <w:r>
+        <w:br/>
+        <w:t>El sistema deberá informar al usuario si la respuesta seleccionada fue correcta o incorrecta.</w:t>
+      </w:r>
+    </w:p>
+    <w:p>
+      <w:r>
+        <w:rPr>
+          <w:b/>
+          <w:bCs/>
+        </w:rPr>
+        <w:t>RF-27. Avance por Niveles</w:t>
+      </w:r>
+      <w:r>
+        <w:br/>
+        <w:t>El sistema deberá permitir avanzar al siguiente nivel únicamente cuando el usuario complete satisfactoriamente el nivel actual.</w:t>
+      </w:r>
+    </w:p>
+    <w:p>
+      <w:r>
+        <w:rPr>
+          <w:b/>
+          <w:bCs/>
+        </w:rPr>
+        <w:t>RF-28. Dificultad Progresiva</w:t>
+      </w:r>
+      <w:r>
+        <w:br/>
+        <w:t>El sistema deberá aumentar la dificultad de las preguntas conforme el usuario avance.</w:t>
+      </w:r>
+    </w:p>
+    <w:p>
+      <w:r>
+        <w:rPr>
+          <w:b/>
+          <w:bCs/>
+        </w:rPr>
+        <w:t>RF-29. Adaptación de Dificultad</w:t>
+      </w:r>
+      <w:r>
+        <w:br/>
+        <w:t>El sistema deberá ajustar la dificultad según el rendimiento obtenido por el usuario.</w:t>
+      </w:r>
+    </w:p>
+    <w:p>
+      <w:pPr>
+        <w:rPr>
+          <w:b/>
+          <w:bCs/>
+        </w:rPr>
+      </w:pPr>
+      <w:r>
+        <w:rPr>
+          <w:b/>
+          <w:bCs/>
+        </w:rPr>
+        <w:t>Sistema de Vidas y Gamificación</w:t>
+      </w:r>
+    </w:p>
+    <w:p>
+      <w:r>
+        <w:rPr>
+          <w:b/>
+          <w:bCs/>
+        </w:rPr>
+        <w:t>RF-30. Sistema de Vidas</w:t>
+      </w:r>
+      <w:r>
+        <w:br/>
+        <w:t>El sistema deberá administrar un sistema de vidas para usuarios gratuitos.</w:t>
+      </w:r>
+    </w:p>
+    <w:p>
+      <w:r>
+        <w:rPr>
+          <w:b/>
+          <w:bCs/>
+        </w:rPr>
+        <w:t>RF-31. Descuento de Vidas</w:t>
+      </w:r>
+      <w:r>
+        <w:br/>
+        <w:t>El sistema deberá descontar una vida por cada respuesta incorrecta.</w:t>
+      </w:r>
+    </w:p>
+    <w:p>
+      <w:r>
+        <w:rPr>
+          <w:b/>
+          <w:bCs/>
+        </w:rPr>
+        <w:t>RF-32. Visualización de Vidas</w:t>
+      </w:r>
+      <w:r>
+        <w:br/>
+        <w:t>El usuario podrá visualizar la cantidad de vidas disponibles en cualquier momento.</w:t>
+      </w:r>
+    </w:p>
+    <w:p>
+      <w:r>
+        <w:rPr>
+          <w:b/>
+          <w:bCs/>
+        </w:rPr>
         <w:lastRenderedPageBreak/>
-        <w:t>El sistema deberá descontar una vida por cada respuesta incorrecta.</w:t>
-      </w:r>
-    </w:p>
-    <w:p>
-      <w:pPr>
-        <w:rPr>
-          <w:b/>
-          <w:bCs/>
-        </w:rPr>
-      </w:pPr>
-      <w:r>
-        <w:rPr>
-          <w:b/>
-          <w:bCs/>
-        </w:rPr>
-        <w:t>RF-29. Visualización de vidas</w:t>
-      </w:r>
-    </w:p>
-    <w:p>
-      <w:r>
-        <w:t>El usuario podrá visualizar la cantidad de vidas disponibles en cualquier momento.</w:t>
-      </w:r>
-    </w:p>
-    <w:p>
-      <w:pPr>
-        <w:rPr>
-          <w:b/>
-          <w:bCs/>
-        </w:rPr>
-      </w:pPr>
-      <w:r>
-        <w:rPr>
-          <w:b/>
-          <w:bCs/>
-        </w:rPr>
-        <w:t>RF-30. Recuperación de oportunidades</w:t>
-      </w:r>
-    </w:p>
-    <w:p>
-      <w:r>
-        <w:t>El sistema permitirá recuperar oportunidades mediante los mecanismos establecidos por la plataforma.</w:t>
-      </w:r>
-    </w:p>
-    <w:p>
-      <w:r>
-        <w:pict w14:anchorId="23D6782D">
-          <v:rect id="_x0000_i1077" style="width:0;height:1.5pt" o:hralign="center" o:hrstd="t" o:hr="t" fillcolor="#a0a0a0" stroked="f"/>
-        </w:pict>
+        <w:t>RF-33. Recuperación de Vidas</w:t>
+      </w:r>
+      <w:r>
+        <w:br/>
+        <w:t>El sistema deberá permitir recuperar vidas mediante los mecanismos establecidos por la plataforma.</w:t>
+      </w:r>
+    </w:p>
+    <w:p>
+      <w:r>
+        <w:rPr>
+          <w:b/>
+          <w:bCs/>
+        </w:rPr>
+        <w:t>RF-34. Recuperación o Continuación de Partidas</w:t>
+      </w:r>
+      <w:r>
+        <w:br/>
+        <w:t>El sistema deberá permitir continuar el progreso guardado anteriormente.</w:t>
+      </w:r>
+    </w:p>
+    <w:p>
+      <w:r>
+        <w:rPr>
+          <w:b/>
+          <w:bCs/>
+        </w:rPr>
+        <w:t>RF-35. Sistema de Recompensas</w:t>
+      </w:r>
+      <w:r>
+        <w:br/>
+        <w:t>El sistema deberá otorgar recompensas al completar objetivos, niveles o rachas de estudio.</w:t>
+      </w:r>
+    </w:p>
+    <w:p>
+      <w:r>
+        <w:rPr>
+          <w:b/>
+          <w:bCs/>
+        </w:rPr>
+        <w:t>RF-36. Registro de Tiempo de Estudio</w:t>
+      </w:r>
+      <w:r>
+        <w:br/>
+        <w:t>El sistema deberá contabilizar automáticamente el tiempo dedicado al estudio.</w:t>
+      </w:r>
+    </w:p>
+    <w:p>
+      <w:r>
+        <w:rPr>
+          <w:b/>
+          <w:bCs/>
+        </w:rPr>
+        <w:t>RF-37. Acumulación de Puntos</w:t>
+      </w:r>
+      <w:r>
+        <w:br/>
+        <w:t>El usuario obtendrá puntos por responder correctamente las preguntas.</w:t>
+      </w:r>
+    </w:p>
+    <w:p>
+      <w:r>
+        <w:rPr>
+          <w:b/>
+          <w:bCs/>
+        </w:rPr>
+        <w:t>RF-38. Obtención de Insignias</w:t>
+      </w:r>
+      <w:r>
+        <w:br/>
+        <w:t>El sistema otorgará insignias cuando se cumplan determinados objetivos.</w:t>
+      </w:r>
+    </w:p>
+    <w:p>
+      <w:r>
+        <w:rPr>
+          <w:b/>
+          <w:bCs/>
+        </w:rPr>
+        <w:t>RF-39. Desbloqueo de Niveles</w:t>
+      </w:r>
+      <w:r>
+        <w:br/>
+        <w:t>El usuario podrá desbloquear nuevos niveles a medida que avance en su proceso de aprendizaje.</w:t>
+      </w:r>
+    </w:p>
+    <w:p>
+      <w:r>
+        <w:rPr>
+          <w:b/>
+          <w:bCs/>
+        </w:rPr>
+        <w:t>RF-40. Clasificación de Usuarios</w:t>
+      </w:r>
+      <w:r>
+        <w:br/>
+        <w:t>El sistema podrá mostrar una tabla de posiciones basada en los puntos, logros y desempeño académico obtenidos por los estudiantes.</w:t>
       </w:r>
     </w:p>
     <w:p>
@@ -875,94 +666,82 @@
       </w:r>
     </w:p>
     <w:p>
-      <w:pPr>
-        <w:rPr>
-          <w:b/>
-          <w:bCs/>
-        </w:rPr>
-      </w:pPr>
-      <w:r>
-        <w:rPr>
-          <w:b/>
-          <w:bCs/>
-        </w:rPr>
-        <w:t>RF-31. Acceso Premium</w:t>
-      </w:r>
-    </w:p>
-    <w:p>
-      <w:r>
-        <w:t>El sistema deberá permitir la activación de una cuenta Premium.</w:t>
-      </w:r>
-    </w:p>
-    <w:p>
-      <w:pPr>
-        <w:rPr>
-          <w:b/>
-          <w:bCs/>
-        </w:rPr>
-      </w:pPr>
-      <w:r>
-        <w:rPr>
-          <w:b/>
-          <w:bCs/>
-        </w:rPr>
-        <w:t>RF-32. Beneficios Premium</w:t>
-      </w:r>
-    </w:p>
-    <w:p>
-      <w:r>
-        <w:t>Los usuarios Premium tendrán acceso a:</w:t>
-      </w:r>
-    </w:p>
-    <w:p>
-      <w:pPr>
-        <w:numPr>
-          <w:ilvl w:val="0"/>
-          <w:numId w:val="2"/>
-        </w:numPr>
-      </w:pPr>
-      <w:r>
-        <w:t xml:space="preserve">Todas las temáticas. </w:t>
-      </w:r>
-    </w:p>
-    <w:p>
-      <w:pPr>
-        <w:numPr>
-          <w:ilvl w:val="0"/>
-          <w:numId w:val="2"/>
-        </w:numPr>
-      </w:pPr>
-      <w:r>
-        <w:t xml:space="preserve">Vidas ilimitadas. </w:t>
-      </w:r>
-    </w:p>
-    <w:p>
-      <w:pPr>
-        <w:numPr>
-          <w:ilvl w:val="0"/>
-          <w:numId w:val="2"/>
-        </w:numPr>
-      </w:pPr>
-      <w:r>
-        <w:t xml:space="preserve">Explicaciones detalladas de las respuestas. </w:t>
-      </w:r>
-    </w:p>
-    <w:p>
-      <w:pPr>
-        <w:numPr>
-          <w:ilvl w:val="0"/>
-          <w:numId w:val="2"/>
-        </w:numPr>
-      </w:pPr>
-      <w:r>
-        <w:t xml:space="preserve">Navegación sin anuncios. </w:t>
-      </w:r>
-    </w:p>
-    <w:p>
-      <w:r>
-        <w:pict w14:anchorId="75CD14D6">
-          <v:rect id="_x0000_i1078" style="width:0;height:1.5pt" o:hralign="center" o:hrstd="t" o:hr="t" fillcolor="#a0a0a0" stroked="f"/>
-        </w:pict>
+      <w:r>
+        <w:rPr>
+          <w:b/>
+          <w:bCs/>
+        </w:rPr>
+        <w:t>RF-41. Gestión de Usuarios Gratuitos</w:t>
+      </w:r>
+      <w:r>
+        <w:br/>
+        <w:t>El sistema deberá limitar ciertas funcionalidades para usuarios gratuitos.</w:t>
+      </w:r>
+    </w:p>
+    <w:p>
+      <w:r>
+        <w:rPr>
+          <w:b/>
+          <w:bCs/>
+        </w:rPr>
+        <w:t>RF-42. Gestión de Usuarios Premium</w:t>
+      </w:r>
+      <w:r>
+        <w:br/>
+        <w:t>El sistema deberá habilitar funcionalidades premium para usuarios suscritos.</w:t>
+      </w:r>
+    </w:p>
+    <w:p>
+      <w:r>
+        <w:rPr>
+          <w:b/>
+          <w:bCs/>
+        </w:rPr>
+        <w:t>RF-43. Acceso Premium a Temáticas</w:t>
+      </w:r>
+      <w:r>
+        <w:br/>
+        <w:t>El sistema deberá permitir acceso total a todas las temáticas disponibles para usuarios premium.</w:t>
+      </w:r>
+    </w:p>
+    <w:p>
+      <w:r>
+        <w:rPr>
+          <w:b/>
+          <w:bCs/>
+        </w:rPr>
+        <w:t>RF-44. Vidas Ilimitadas Premium</w:t>
+      </w:r>
+      <w:r>
+        <w:br/>
+        <w:t>El sistema deberá proporcionar vidas ilimitadas a usuarios premium.</w:t>
+      </w:r>
+    </w:p>
+    <w:p>
+      <w:r>
+        <w:rPr>
+          <w:b/>
+          <w:bCs/>
+        </w:rPr>
+        <w:t>RF-45. Eliminación de Anuncios Premium</w:t>
+      </w:r>
+      <w:r>
+        <w:br/>
+        <w:t>El sistema deberá eliminar anuncios para usuarios premium.</w:t>
+      </w:r>
+    </w:p>
+    <w:p>
+      <w:r>
+        <w:rPr>
+          <w:b/>
+          <w:bCs/>
+        </w:rPr>
+        <w:lastRenderedPageBreak/>
+        <w:t>RF-46. Explicaciones de Respuestas</w:t>
+      </w:r>
+      <w:r>
+        <w:br/>
+        <w:t>El sistema deberá proporcionar explicaciones de las respuestas correctas e incorrectas. Los usuarios Premium podrán acceder a explicaciones ampliadas y contenido complementario.</w:t>
       </w:r>
     </w:p>
     <w:p>
@@ -981,328 +760,200 @@
       </w:r>
     </w:p>
     <w:p>
-      <w:pPr>
-        <w:rPr>
-          <w:b/>
-          <w:bCs/>
-        </w:rPr>
-      </w:pPr>
-      <w:r>
-        <w:rPr>
-          <w:b/>
-          <w:bCs/>
-        </w:rPr>
-        <w:t>RF-33. Historial de actividades</w:t>
-      </w:r>
-    </w:p>
-    <w:p>
-      <w:r>
-        <w:t>El sistema deberá almacenar el historial de actividades realizadas por cada usuario.</w:t>
-      </w:r>
-    </w:p>
-    <w:p>
-      <w:pPr>
-        <w:rPr>
-          <w:b/>
-          <w:bCs/>
-        </w:rPr>
-      </w:pPr>
-      <w:r>
-        <w:rPr>
-          <w:b/>
-          <w:bCs/>
-        </w:rPr>
-        <w:t>RF-34. Reporte de desempeño</w:t>
-      </w:r>
-    </w:p>
-    <w:p>
-      <w:r>
+      <w:r>
+        <w:rPr>
+          <w:b/>
+          <w:bCs/>
+        </w:rPr>
+        <w:t>RF-47. Almacenamiento del Progreso</w:t>
+      </w:r>
+      <w:r>
+        <w:br/>
+        <w:t>El sistema deberá guardar automáticamente el progreso del usuario.</w:t>
+      </w:r>
+    </w:p>
+    <w:p>
+      <w:r>
+        <w:rPr>
+          <w:b/>
+          <w:bCs/>
+        </w:rPr>
+        <w:t>RF-48. Historial de Actividades</w:t>
+      </w:r>
+      <w:r>
+        <w:br/>
+        <w:t>El sistema deberá registrar las actividades realizadas por el usuario para consultas posteriores.</w:t>
+      </w:r>
+    </w:p>
+    <w:p>
+      <w:r>
+        <w:rPr>
+          <w:b/>
+          <w:bCs/>
+        </w:rPr>
+        <w:t>RF-49. Reporte de Desempeño</w:t>
+      </w:r>
+      <w:r>
+        <w:br/>
         <w:t>El sistema deberá mostrar informes relacionados con el rendimiento académico del estudiante.</w:t>
       </w:r>
     </w:p>
     <w:p>
-      <w:pPr>
-        <w:rPr>
-          <w:b/>
-          <w:bCs/>
-        </w:rPr>
-      </w:pPr>
-      <w:r>
-        <w:rPr>
-          <w:b/>
-          <w:bCs/>
-        </w:rPr>
-        <w:t>RF-35. Identificación de fortalezas</w:t>
-      </w:r>
-    </w:p>
-    <w:p>
-      <w:r>
+      <w:r>
+        <w:rPr>
+          <w:b/>
+          <w:bCs/>
+        </w:rPr>
+        <w:t>RF-50. Identificación de Fortalezas</w:t>
+      </w:r>
+      <w:r>
+        <w:br/>
         <w:t>El sistema deberá indicar las áreas en las que el usuario presenta mejores resultados.</w:t>
       </w:r>
     </w:p>
     <w:p>
-      <w:pPr>
-        <w:rPr>
-          <w:b/>
-          <w:bCs/>
-        </w:rPr>
-      </w:pPr>
-      <w:r>
-        <w:rPr>
-          <w:b/>
-          <w:bCs/>
-        </w:rPr>
-        <w:t>RF-36. Identificación de debilidades</w:t>
-      </w:r>
-    </w:p>
-    <w:p>
-      <w:r>
+      <w:r>
+        <w:rPr>
+          <w:b/>
+          <w:bCs/>
+        </w:rPr>
+        <w:t>RF-51. Identificación de Debilidades</w:t>
+      </w:r>
+      <w:r>
+        <w:br/>
         <w:t>El sistema deberá señalar los temas que requieren mayor práctica.</w:t>
       </w:r>
     </w:p>
     <w:p>
       <w:r>
+        <w:rPr>
+          <w:b/>
+          <w:bCs/>
+        </w:rPr>
+        <w:t>RF-52. Notificaciones al Usuario</w:t>
+      </w:r>
+      <w:r>
+        <w:br/>
+        <w:t>El sistema deberá enviar notificaciones relacionadas con avances académicos, logros obtenidos, rachas de estudio, actividades pendientes y novedades de la plataforma.</w:t>
+      </w:r>
+    </w:p>
+    <w:p>
+      <w:pPr>
+        <w:rPr>
+          <w:b/>
+          <w:bCs/>
+        </w:rPr>
+      </w:pPr>
+      <w:r>
+        <w:rPr>
+          <w:b/>
+          <w:bCs/>
+        </w:rPr>
+        <w:t>Seguridad y Administración</w:t>
+      </w:r>
+    </w:p>
+    <w:p>
+      <w:r>
+        <w:rPr>
+          <w:b/>
+          <w:bCs/>
+        </w:rPr>
+        <w:t>RF-53. Seguridad de Datos</w:t>
+      </w:r>
+      <w:r>
+        <w:br/>
+        <w:t>El sistema deberá proteger la información almacenada de cada usuario.</w:t>
+      </w:r>
+    </w:p>
+    <w:p>
+      <w:r>
+        <w:rPr>
+          <w:b/>
+          <w:bCs/>
+        </w:rPr>
+        <w:t>RF-54. Cierre de Sesión</w:t>
+      </w:r>
+      <w:r>
+        <w:br/>
+        <w:t>El sistema deberá permitir cerrar sesión de manera segura.</w:t>
+      </w:r>
+    </w:p>
+    <w:p>
+      <w:r>
+        <w:rPr>
+          <w:b/>
+          <w:bCs/>
+        </w:rPr>
+        <w:t>RF-55. Gestión de Roles</w:t>
+      </w:r>
+      <w:r>
+        <w:br/>
+        <w:t>El sistema deberá diferenciar entre usuarios estudiantes y administradores, asignando permisos y funcionalidades específicas según el rol correspondiente.</w:t>
+      </w:r>
+    </w:p>
+    <w:p>
+      <w:r>
+        <w:rPr>
+          <w:b/>
+          <w:bCs/>
+        </w:rPr>
+        <w:t>RF-56. Gestión de Preguntas</w:t>
+      </w:r>
+      <w:r>
+        <w:br/>
+        <w:t>Los administradores podrán agregar, modificar o eliminar preguntas.</w:t>
+      </w:r>
+    </w:p>
+    <w:p>
+      <w:r>
+        <w:rPr>
+          <w:b/>
+          <w:bCs/>
+        </w:rPr>
         <w:lastRenderedPageBreak/>
-        <w:pict w14:anchorId="57A54250">
-          <v:rect id="_x0000_i1079" style="width:0;height:1.5pt" o:hralign="center" o:hrstd="t" o:hr="t" fillcolor="#a0a0a0" stroked="f"/>
-        </w:pict>
-      </w:r>
-    </w:p>
-    <w:p>
-      <w:pPr>
-        <w:rPr>
-          <w:b/>
-          <w:bCs/>
-        </w:rPr>
-      </w:pPr>
-      <w:r>
-        <w:rPr>
-          <w:b/>
-          <w:bCs/>
-        </w:rPr>
-        <w:t>Sistema de Gamificación</w:t>
-      </w:r>
-    </w:p>
-    <w:p>
-      <w:pPr>
-        <w:rPr>
-          <w:b/>
-          <w:bCs/>
-        </w:rPr>
-      </w:pPr>
-      <w:r>
-        <w:rPr>
-          <w:b/>
-          <w:bCs/>
-        </w:rPr>
-        <w:t>RF-37. Acumulación de puntos</w:t>
-      </w:r>
-    </w:p>
-    <w:p>
-      <w:r>
-        <w:t>El usuario obtendrá puntos por responder correctamente las preguntas.</w:t>
-      </w:r>
-    </w:p>
-    <w:p>
-      <w:pPr>
-        <w:rPr>
-          <w:b/>
-          <w:bCs/>
-        </w:rPr>
-      </w:pPr>
-      <w:r>
-        <w:rPr>
-          <w:b/>
-          <w:bCs/>
-        </w:rPr>
-        <w:t>RF-38. Obtención de insignias</w:t>
-      </w:r>
-    </w:p>
-    <w:p>
-      <w:r>
-        <w:t>El sistema otorgará insignias cuando se cumplan determinados objetivos.</w:t>
-      </w:r>
-    </w:p>
-    <w:p>
-      <w:pPr>
-        <w:rPr>
-          <w:b/>
-          <w:bCs/>
-        </w:rPr>
-      </w:pPr>
-      <w:r>
-        <w:rPr>
-          <w:b/>
-          <w:bCs/>
-        </w:rPr>
-        <w:t>RF-39. Desbloqueo de niveles</w:t>
-      </w:r>
-    </w:p>
-    <w:p>
-      <w:r>
-        <w:t>El usuario podrá desbloquear nuevos niveles a medida que avance en su proceso de aprendizaje.</w:t>
-      </w:r>
-    </w:p>
-    <w:p>
-      <w:pPr>
-        <w:rPr>
-          <w:b/>
-          <w:bCs/>
-        </w:rPr>
-      </w:pPr>
-      <w:r>
-        <w:rPr>
-          <w:b/>
-          <w:bCs/>
-        </w:rPr>
-        <w:t>RF-40. Recompensas por constancia</w:t>
-      </w:r>
-    </w:p>
-    <w:p>
-      <w:r>
-        <w:t>El sistema reconocerá el uso frecuente de la plataforma mediante recompensas virtuales.</w:t>
-      </w:r>
-    </w:p>
-    <w:p>
-      <w:pPr>
-        <w:rPr>
-          <w:b/>
-          <w:bCs/>
-        </w:rPr>
-      </w:pPr>
-      <w:r>
-        <w:rPr>
-          <w:b/>
-          <w:bCs/>
-        </w:rPr>
-        <w:t>RF-41. Clasificación de usuarios</w:t>
-      </w:r>
-    </w:p>
-    <w:p>
-      <w:r>
-        <w:t>El sistema podrá mostrar una tabla de posiciones basada en el desempeño de los estudiantes.</w:t>
-      </w:r>
-    </w:p>
-    <w:p>
-      <w:r>
-        <w:pict w14:anchorId="79EDD88A">
-          <v:rect id="_x0000_i1080" style="width:0;height:1.5pt" o:hralign="center" o:hrstd="t" o:hr="t" fillcolor="#a0a0a0" stroked="f"/>
-        </w:pict>
-      </w:r>
-    </w:p>
-    <w:p>
-      <w:pPr>
-        <w:rPr>
-          <w:b/>
-          <w:bCs/>
-        </w:rPr>
-      </w:pPr>
-      <w:r>
-        <w:rPr>
-          <w:b/>
-          <w:bCs/>
-        </w:rPr>
-        <w:t>Administración del Contenido</w:t>
-      </w:r>
-    </w:p>
-    <w:p>
-      <w:pPr>
-        <w:rPr>
-          <w:b/>
-          <w:bCs/>
-        </w:rPr>
-      </w:pPr>
-      <w:r>
-        <w:rPr>
-          <w:b/>
-          <w:bCs/>
-        </w:rPr>
-        <w:t>RF-42. Gestión de preguntas</w:t>
-      </w:r>
-    </w:p>
-    <w:p>
-      <w:r>
-        <w:t>Los administradores podrán agregar, modificar o eliminar preguntas.</w:t>
-      </w:r>
-    </w:p>
-    <w:p>
-      <w:pPr>
-        <w:rPr>
-          <w:b/>
-          <w:bCs/>
-        </w:rPr>
-      </w:pPr>
-      <w:r>
-        <w:rPr>
-          <w:b/>
-          <w:bCs/>
-        </w:rPr>
-        <w:t>RF-43. Gestión de lecturas</w:t>
-      </w:r>
-    </w:p>
-    <w:p>
-      <w:r>
+        <w:t>RF-57. Gestión de Lecturas</w:t>
+      </w:r>
+      <w:r>
+        <w:br/>
         <w:t>Los administradores podrán agregar, actualizar o eliminar material de lectura.</w:t>
       </w:r>
     </w:p>
     <w:p>
-      <w:pPr>
-        <w:rPr>
-          <w:b/>
-          <w:bCs/>
-        </w:rPr>
-      </w:pPr>
-      <w:r>
-        <w:rPr>
-          <w:b/>
-          <w:bCs/>
-        </w:rPr>
-        <w:t>RF-44. Gestión de temáticas</w:t>
-      </w:r>
-    </w:p>
-    <w:p>
-      <w:r>
+      <w:r>
+        <w:rPr>
+          <w:b/>
+          <w:bCs/>
+        </w:rPr>
+        <w:t>RF-58. Gestión de Temáticas</w:t>
+      </w:r>
+      <w:r>
+        <w:br/>
         <w:t>Los administradores podrán crear y organizar las diferentes áreas de estudio.</w:t>
       </w:r>
     </w:p>
     <w:p>
-      <w:pPr>
-        <w:rPr>
-          <w:b/>
-          <w:bCs/>
-        </w:rPr>
-      </w:pPr>
-      <w:r>
-        <w:rPr>
-          <w:b/>
-          <w:bCs/>
-        </w:rPr>
-        <w:t>RF-45. Gestión de usuarios</w:t>
-      </w:r>
-    </w:p>
-    <w:p>
-      <w:r>
+      <w:r>
+        <w:rPr>
+          <w:b/>
+          <w:bCs/>
+        </w:rPr>
+        <w:t>RF-59. Gestión de Usuarios</w:t>
+      </w:r>
+      <w:r>
+        <w:br/>
         <w:t>Los administradores podrán consultar y administrar las cuentas registradas en la plataforma.</w:t>
       </w:r>
     </w:p>
     <w:p>
-      <w:pPr>
-        <w:rPr>
-          <w:b/>
-          <w:bCs/>
-        </w:rPr>
-      </w:pPr>
-      <w:r>
-        <w:rPr>
-          <w:b/>
-          <w:bCs/>
-        </w:rPr>
-        <w:t>RF-46. Consulta de estadísticas generales</w:t>
-      </w:r>
-    </w:p>
-    <w:p>
-      <w:r>
-        <w:lastRenderedPageBreak/>
+      <w:r>
+        <w:rPr>
+          <w:b/>
+          <w:bCs/>
+        </w:rPr>
+        <w:t>RF-60. Consulta de Estadísticas Generales</w:t>
+      </w:r>
+      <w:r>
+        <w:br/>
         <w:t>Los administradores podrán visualizar estadísticas globales sobre el uso de la plataforma.</w:t>
       </w:r>
     </w:p>

--- a/ComponentesMetodologicos/Requerimientos Funcionales.docx
+++ b/ComponentesMetodologicos/Requerimientos Funcionales.docx
@@ -34,36 +34,24 @@
     </w:p>
     <w:p>
       <w:r>
-        <w:rPr>
-          <w:b/>
-          <w:bCs/>
-        </w:rPr>
         <w:t>RF-01. Registro de Usuario</w:t>
       </w:r>
       <w:r>
         <w:br/>
-        <w:t>El sistema deberá permitir a los usuarios registrarse proporcionando información real y verificable, incluyendo nombre completo, número de identificación, correo electrónico y contraseña. El sistema deberá validar que las credenciales no se encuentren registradas previamente antes de crear la cuenta.</w:t>
-      </w:r>
-    </w:p>
-    <w:p>
-      <w:r>
-        <w:rPr>
-          <w:b/>
-          <w:bCs/>
-        </w:rPr>
+        <w:t>El sistema deberá permitir a los usuarios registrarse proporcionando información real y verificable, incluyendo nombre completo, número de identificación, correo electrónico y contraseña.</w:t>
+      </w:r>
+    </w:p>
+    <w:p>
+      <w:r>
         <w:t>RF-02. Inicio de Sesión</w:t>
       </w:r>
       <w:r>
         <w:br/>
-        <w:t>El sistema deberá permitir a los usuarios autenticarse mediante las credenciales registradas previamente (correo electrónico o número de identificación y contraseña), validando la autenticidad de la información para garantizar el acceso seguro a su cuenta y progreso académico.</w:t>
-      </w:r>
-    </w:p>
-    <w:p>
-      <w:r>
-        <w:rPr>
-          <w:b/>
-          <w:bCs/>
-        </w:rPr>
+        <w:t>El sistema deberá permitir a los usuarios autenticarse mediante las credenciales registradas previamente (correo electrónico o número de identificación y contraseña).</w:t>
+      </w:r>
+    </w:p>
+    <w:p>
+      <w:r>
         <w:t>RF-03. Gestión de Perfil</w:t>
       </w:r>
       <w:r>
@@ -73,23 +61,15 @@
     </w:p>
     <w:p>
       <w:r>
-        <w:rPr>
-          <w:b/>
-          <w:bCs/>
-        </w:rPr>
         <w:t>RF-04. Selección de Temáticas</w:t>
       </w:r>
       <w:r>
         <w:br/>
-        <w:t>El sistema deberá permitir al usuario seleccionar la temática que desea estudiar entre Matemáticas, Sociales, Biología y Comprensión Lectora.</w:t>
-      </w:r>
-    </w:p>
-    <w:p>
-      <w:r>
-        <w:rPr>
-          <w:b/>
-          <w:bCs/>
-        </w:rPr>
+        <w:t>El sistema deberá permitir al usuario seleccionar la temática que desea estudiar entre Matemáticas, Sociales, Biología y Lectura.</w:t>
+      </w:r>
+    </w:p>
+    <w:p>
+      <w:r>
         <w:t>RF-05. Recuperación de Contraseña</w:t>
       </w:r>
       <w:r>
@@ -99,15 +79,11 @@
     </w:p>
     <w:p>
       <w:r>
-        <w:rPr>
-          <w:b/>
-          <w:bCs/>
-        </w:rPr>
         <w:t>RF-06. Verificación de Cuenta</w:t>
       </w:r>
       <w:r>
         <w:br/>
-        <w:t>El sistema deberá verificar la autenticidad del correo electrónico registrado mediante el envío de un mensaje de confirmación antes de habilitar el acceso completo a la plataforma.</w:t>
+        <w:t>El sistema deberá verificar la autenticidad del correo electrónico registrado mediante el envío de un mensaje de confirmación.</w:t>
       </w:r>
     </w:p>
     <w:p>
@@ -136,253 +112,144 @@
     </w:p>
     <w:p>
       <w:r>
+        <w:t xml:space="preserve">RF-07. Visualización del </w:t>
+      </w:r>
+      <w:proofErr w:type="spellStart"/>
+      <w:r>
+        <w:t>Dashboard</w:t>
+      </w:r>
+      <w:proofErr w:type="spellEnd"/>
+      <w:r>
+        <w:br/>
+        <w:t xml:space="preserve">El sistema deberá mostrar un </w:t>
+      </w:r>
+      <w:proofErr w:type="spellStart"/>
+      <w:r>
+        <w:t>dashboard</w:t>
+      </w:r>
+      <w:proofErr w:type="spellEnd"/>
+      <w:r>
+        <w:t xml:space="preserve"> principal donde el usuario pueda visualizar un resumen general de su progreso académico.</w:t>
+      </w:r>
+    </w:p>
+    <w:p>
+      <w:r>
+        <w:t>RF-08. Estadísticas Generales</w:t>
+      </w:r>
+      <w:r>
+        <w:br/>
+        <w:t>El sistema deberá mostrar estadísticas actualizadas del usuario, incluyendo preguntas respondidas, respuestas correctas, respuestas incorrectas, niveles completados y tiempo acumulado de estudio.</w:t>
+      </w:r>
+    </w:p>
+    <w:p>
+      <w:r>
+        <w:t>RF-09. Progreso por Temática</w:t>
+      </w:r>
+      <w:r>
+        <w:br/>
+        <w:t>El sistema deberá mostrar el avance individual del usuario en cada temática disponible.</w:t>
+      </w:r>
+    </w:p>
+    <w:p>
+      <w:r>
+        <w:lastRenderedPageBreak/>
+        <w:t>RF-10. Seguimiento de Racha de Estudio</w:t>
+      </w:r>
+      <w:r>
+        <w:br/>
+        <w:t>El sistema deberá registrar y mostrar la cantidad de días consecutivos de estudio del usuario.</w:t>
+      </w:r>
+    </w:p>
+    <w:p>
+      <w:r>
+        <w:t>RF-11. Visualización de Recompensas y Logros</w:t>
+      </w:r>
+      <w:r>
+        <w:br/>
+        <w:t>El sistema deberá mostrar insignias, logros y recompensas obtenidas por el usuario.</w:t>
+      </w:r>
+    </w:p>
+    <w:p>
+      <w:r>
+        <w:t xml:space="preserve">RF-12. Actualización Automática del </w:t>
+      </w:r>
+      <w:proofErr w:type="spellStart"/>
+      <w:r>
+        <w:t>Dashboard</w:t>
+      </w:r>
+      <w:proofErr w:type="spellEnd"/>
+      <w:r>
+        <w:br/>
+        <w:t>El sistema deberá actualizar automáticamente la información mostrada después de cada actividad realizada.</w:t>
+      </w:r>
+    </w:p>
+    <w:p>
+      <w:r>
+        <w:t>RF-13. Última Actividad Realizada</w:t>
+      </w:r>
+      <w:r>
+        <w:br/>
+        <w:t>El sistema deberá mostrar la actividad más reciente realizada por el usuario.</w:t>
+      </w:r>
+    </w:p>
+    <w:p>
+      <w:pPr>
         <w:rPr>
           <w:b/>
           <w:bCs/>
         </w:rPr>
-        <w:t xml:space="preserve">RF-07. Visualización del </w:t>
-      </w:r>
-      <w:proofErr w:type="spellStart"/>
+      </w:pPr>
       <w:r>
         <w:rPr>
           <w:b/>
           <w:bCs/>
         </w:rPr>
-        <w:t>Dashboard</w:t>
-      </w:r>
-      <w:proofErr w:type="spellEnd"/>
-      <w:r>
-        <w:br/>
-        <w:t xml:space="preserve">El sistema deberá mostrar un </w:t>
-      </w:r>
-      <w:proofErr w:type="spellStart"/>
-      <w:r>
-        <w:t>dashboard</w:t>
-      </w:r>
-      <w:proofErr w:type="spellEnd"/>
-      <w:r>
-        <w:t xml:space="preserve"> principal donde el usuario pueda visualizar un resumen general de su progreso académico.</w:t>
-      </w:r>
-    </w:p>
-    <w:p>
-      <w:r>
-        <w:rPr>
-          <w:b/>
-          <w:bCs/>
-        </w:rPr>
-        <w:t>RF-08. Estadísticas Generales</w:t>
-      </w:r>
-      <w:r>
-        <w:br/>
-        <w:t>El sistema deberá mostrar estadísticas actualizadas del usuario, incluyendo preguntas respondidas, respuestas correctas, respuestas incorrectas, niveles completados y tiempo acumulado de estudio.</w:t>
-      </w:r>
-    </w:p>
-    <w:p>
-      <w:r>
-        <w:rPr>
-          <w:b/>
-          <w:bCs/>
-        </w:rPr>
-        <w:lastRenderedPageBreak/>
-        <w:t>RF-09. Progreso por Temática</w:t>
-      </w:r>
-      <w:r>
-        <w:br/>
-        <w:t>El sistema deberá mostrar el avance individual del usuario en cada temática disponible, permitiendo visualizar el porcentaje de progreso y nivel alcanzado.</w:t>
-      </w:r>
-    </w:p>
-    <w:p>
-      <w:r>
-        <w:rPr>
-          <w:b/>
-          <w:bCs/>
-        </w:rPr>
-        <w:t>RF-10. Seguimiento de Racha de Estudio</w:t>
-      </w:r>
-      <w:r>
-        <w:br/>
-        <w:t>El sistema deberá registrar y mostrar la cantidad de días consecutivos de estudio del usuario.</w:t>
-      </w:r>
-    </w:p>
-    <w:p>
-      <w:r>
-        <w:rPr>
-          <w:b/>
-          <w:bCs/>
-        </w:rPr>
-        <w:t>RF-11. Visualización de Recompensas y Logros</w:t>
-      </w:r>
-      <w:r>
-        <w:br/>
-        <w:t>El sistema deberá mostrar insignias, logros y recompensas obtenidas por el usuario.</w:t>
-      </w:r>
-    </w:p>
-    <w:p>
-      <w:r>
-        <w:rPr>
-          <w:b/>
-          <w:bCs/>
-        </w:rPr>
-        <w:t xml:space="preserve">RF-12. Actualización Automática del </w:t>
-      </w:r>
-      <w:proofErr w:type="spellStart"/>
-      <w:r>
-        <w:rPr>
-          <w:b/>
-          <w:bCs/>
-        </w:rPr>
-        <w:t>Dashboard</w:t>
-      </w:r>
-      <w:proofErr w:type="spellEnd"/>
-      <w:r>
-        <w:br/>
-        <w:t>El sistema deberá actualizar automáticamente la información mostrada después de cada actividad realizada.</w:t>
-      </w:r>
-    </w:p>
-    <w:p>
-      <w:r>
-        <w:rPr>
-          <w:b/>
-          <w:bCs/>
-        </w:rPr>
-        <w:t>RF-13. Lecturas Pendientes</w:t>
-      </w:r>
-      <w:r>
-        <w:br/>
-        <w:t>El sistema deberá mostrar las lecturas que aún no han sido completadas por el usuario.</w:t>
-      </w:r>
-    </w:p>
-    <w:p>
-      <w:r>
-        <w:rPr>
-          <w:b/>
-          <w:bCs/>
-        </w:rPr>
-        <w:t>RF-14. Última Actividad Realizada</w:t>
-      </w:r>
-      <w:r>
-        <w:br/>
-        <w:t>El sistema deberá mostrar la actividad más reciente realizada por el usuario.</w:t>
-      </w:r>
-    </w:p>
-    <w:p>
-      <w:pPr>
-        <w:rPr>
-          <w:b/>
-          <w:bCs/>
-        </w:rPr>
-      </w:pPr>
-      <w:r>
-        <w:rPr>
-          <w:b/>
-          <w:bCs/>
-        </w:rPr>
-        <w:t>Sistema de Lectura</w:t>
-      </w:r>
-    </w:p>
-    <w:p>
-      <w:r>
-        <w:rPr>
-          <w:b/>
-          <w:bCs/>
-        </w:rPr>
-        <w:t>RF-15. Biblioteca de Lecturas</w:t>
-      </w:r>
-      <w:r>
-        <w:br/>
-        <w:t>El sistema deberá ofrecer material de lectura relacionado con Matemáticas, Sociales, Biología y Comprensión Lectora.</w:t>
-      </w:r>
-    </w:p>
-    <w:p>
-      <w:r>
-        <w:rPr>
-          <w:b/>
-          <w:bCs/>
-        </w:rPr>
-        <w:t>RF-16. Clasificación de Lecturas</w:t>
-      </w:r>
-      <w:r>
-        <w:br/>
-        <w:t>Las lecturas deberán estar organizadas por temática y nivel de dificultad.</w:t>
-      </w:r>
-    </w:p>
-    <w:p>
-      <w:r>
-        <w:rPr>
-          <w:b/>
-          <w:bCs/>
-        </w:rPr>
-        <w:t>RF-17. Acceso a Lecturas</w:t>
-      </w:r>
-      <w:r>
-        <w:br/>
-        <w:t>El usuario podrá seleccionar y visualizar cualquier lectura disponible según su nivel de acceso.</w:t>
-      </w:r>
-    </w:p>
-    <w:p>
-      <w:r>
-        <w:rPr>
-          <w:b/>
-          <w:bCs/>
-        </w:rPr>
-        <w:t>RF-18. Registro de Avance de Lectura</w:t>
-      </w:r>
-      <w:r>
-        <w:br/>
-        <w:t>El sistema deberá guardar el progreso de lectura realizado por el usuario.</w:t>
-      </w:r>
-    </w:p>
-    <w:p>
-      <w:r>
-        <w:rPr>
-          <w:b/>
-          <w:bCs/>
-        </w:rPr>
-        <w:t>RF-19. Marcación de Lecturas Completadas</w:t>
-      </w:r>
-      <w:r>
-        <w:br/>
-        <w:t>El sistema deberá registrar cuándo una lectura ha sido finalizada.</w:t>
-      </w:r>
-    </w:p>
-    <w:p>
-      <w:r>
-        <w:rPr>
-          <w:b/>
-          <w:bCs/>
-        </w:rPr>
-        <w:t>RF-20. Comprensión Lectora</w:t>
-      </w:r>
-      <w:r>
-        <w:br/>
-        <w:t>Después de finalizar una lectura, el sistema podrá presentar preguntas relacionadas con el contenido leído.</w:t>
-      </w:r>
-    </w:p>
-    <w:p>
-      <w:r>
-        <w:rPr>
-          <w:b/>
-          <w:bCs/>
-        </w:rPr>
-        <w:lastRenderedPageBreak/>
-        <w:t>RF-21. Recomendación de Lecturas</w:t>
-      </w:r>
-      <w:r>
-        <w:br/>
-        <w:t>El sistema podrá sugerir nuevas lecturas basadas en el desempeño y progreso del estudiante.</w:t>
-      </w:r>
-    </w:p>
-    <w:p>
-      <w:r>
-        <w:rPr>
-          <w:b/>
-          <w:bCs/>
-        </w:rPr>
-        <w:t>RF-22. Búsqueda de Contenido</w:t>
-      </w:r>
-      <w:r>
-        <w:br/>
-        <w:t>El sistema deberá permitir a los usuarios buscar lecturas, actividades y temáticas mediante palabras clave.</w:t>
+        <w:t>Sistema de Temáticas</w:t>
+      </w:r>
+    </w:p>
+    <w:p>
+      <w:r>
+        <w:t>RF-14. Selección de Temática</w:t>
+      </w:r>
+      <w:r>
+        <w:br/>
+        <w:t>El sistema deberá permitir al usuario elegir una temática entre Matemáticas, Sociales, Biología y Lectura para iniciar su práctica.</w:t>
+      </w:r>
+    </w:p>
+    <w:p>
+      <w:r>
+        <w:t>RF-15. Organización por Temáticas</w:t>
+      </w:r>
+      <w:r>
+        <w:br/>
+        <w:t>El sistema deberá organizar las preguntas de forma independiente para cada temática.</w:t>
+      </w:r>
+    </w:p>
+    <w:p>
+      <w:r>
+        <w:t>RF-16. Progreso por Temática</w:t>
+      </w:r>
+      <w:r>
+        <w:br/>
+        <w:t>El sistema deberá almacenar el avance del usuario de manera independiente para cada temática.</w:t>
+      </w:r>
+    </w:p>
+    <w:p>
+      <w:r>
+        <w:t>RF-17. Desbloqueo de Temáticas</w:t>
+      </w:r>
+      <w:r>
+        <w:br/>
+        <w:t>El sistema podrá habilitar nuevas temáticas según el progreso alcanzado por el usuario.</w:t>
+      </w:r>
+    </w:p>
+    <w:p>
+      <w:r>
+        <w:t>RF-18. Historial por Temática</w:t>
+      </w:r>
+      <w:r>
+        <w:br/>
+        <w:t>El sistema deberá registrar el rendimiento obtenido por el usuario en cada temática.</w:t>
       </w:r>
     </w:p>
     <w:p>
@@ -402,11 +269,7 @@
     </w:p>
     <w:p>
       <w:r>
-        <w:rPr>
-          <w:b/>
-          <w:bCs/>
-        </w:rPr>
-        <w:t>RF-23. Sistema de Preguntas</w:t>
+        <w:t>RF-19. Sistema de Preguntas</w:t>
       </w:r>
       <w:r>
         <w:br/>
@@ -415,11 +278,7 @@
     </w:p>
     <w:p>
       <w:r>
-        <w:rPr>
-          <w:b/>
-          <w:bCs/>
-        </w:rPr>
-        <w:t>RF-24. Cantidad de Preguntas por Nivel</w:t>
+        <w:t>RF-20. Cantidad de Preguntas por Nivel</w:t>
       </w:r>
       <w:r>
         <w:br/>
@@ -428,11 +287,7 @@
     </w:p>
     <w:p>
       <w:r>
-        <w:rPr>
-          <w:b/>
-          <w:bCs/>
-        </w:rPr>
-        <w:t>RF-25. Validación de Respuestas</w:t>
+        <w:t>RF-21. Validación de Respuestas</w:t>
       </w:r>
       <w:r>
         <w:br/>
@@ -441,11 +296,8 @@
     </w:p>
     <w:p>
       <w:r>
-        <w:rPr>
-          <w:b/>
-          <w:bCs/>
-        </w:rPr>
-        <w:t>RF-26. Retroalimentación de Respuestas</w:t>
+        <w:lastRenderedPageBreak/>
+        <w:t>RF-22. Retroalimentación de Respuestas</w:t>
       </w:r>
       <w:r>
         <w:br/>
@@ -454,11 +306,7 @@
     </w:p>
     <w:p>
       <w:r>
-        <w:rPr>
-          <w:b/>
-          <w:bCs/>
-        </w:rPr>
-        <w:t>RF-27. Avance por Niveles</w:t>
+        <w:t>RF-23. Avance por Niveles</w:t>
       </w:r>
       <w:r>
         <w:br/>
@@ -467,11 +315,7 @@
     </w:p>
     <w:p>
       <w:r>
-        <w:rPr>
-          <w:b/>
-          <w:bCs/>
-        </w:rPr>
-        <w:t>RF-28. Dificultad Progresiva</w:t>
+        <w:t>RF-24. Dificultad Progresiva</w:t>
       </w:r>
       <w:r>
         <w:br/>
@@ -480,11 +324,7 @@
     </w:p>
     <w:p>
       <w:r>
-        <w:rPr>
-          <w:b/>
-          <w:bCs/>
-        </w:rPr>
-        <w:t>RF-29. Adaptación de Dificultad</w:t>
+        <w:t>RF-25. Adaptación de Dificultad</w:t>
       </w:r>
       <w:r>
         <w:br/>
@@ -508,11 +348,7 @@
     </w:p>
     <w:p>
       <w:r>
-        <w:rPr>
-          <w:b/>
-          <w:bCs/>
-        </w:rPr>
-        <w:t>RF-30. Sistema de Vidas</w:t>
+        <w:t>RF-26. Sistema de Vidas</w:t>
       </w:r>
       <w:r>
         <w:br/>
@@ -521,11 +357,7 @@
     </w:p>
     <w:p>
       <w:r>
-        <w:rPr>
-          <w:b/>
-          <w:bCs/>
-        </w:rPr>
-        <w:t>RF-31. Descuento de Vidas</w:t>
+        <w:t>RF-27. Descuento de Vidas</w:t>
       </w:r>
       <w:r>
         <w:br/>
@@ -534,11 +366,7 @@
     </w:p>
     <w:p>
       <w:r>
-        <w:rPr>
-          <w:b/>
-          <w:bCs/>
-        </w:rPr>
-        <w:t>RF-32. Visualización de Vidas</w:t>
+        <w:t>RF-28. Visualización de Vidas</w:t>
       </w:r>
       <w:r>
         <w:br/>
@@ -547,90 +375,62 @@
     </w:p>
     <w:p>
       <w:r>
-        <w:rPr>
-          <w:b/>
-          <w:bCs/>
-        </w:rPr>
+        <w:t>RF-29. Recuperación de Vidas</w:t>
+      </w:r>
+      <w:r>
+        <w:br/>
+        <w:t>El sistema deberá permitir recuperar vidas mediante los mecanismos establecidos por la plataforma.</w:t>
+      </w:r>
+    </w:p>
+    <w:p>
+      <w:r>
+        <w:t>RF-30. Recuperación o Continuación de Partidas</w:t>
+      </w:r>
+      <w:r>
+        <w:br/>
+        <w:t>El sistema deberá permitir continuar el progreso guardado anteriormente.</w:t>
+      </w:r>
+    </w:p>
+    <w:p>
+      <w:r>
+        <w:t>RF-31. Sistema de Recompensas</w:t>
+      </w:r>
+      <w:r>
+        <w:br/>
+        <w:t>El sistema deberá otorgar recompensas al completar objetivos, niveles o rachas de estudio.</w:t>
+      </w:r>
+    </w:p>
+    <w:p>
+      <w:r>
+        <w:t>RF-32. Registro de Tiempo de Estudio</w:t>
+      </w:r>
+      <w:r>
+        <w:br/>
+        <w:t>El sistema deberá contabilizar automáticamente el tiempo dedicado al estudio.</w:t>
+      </w:r>
+    </w:p>
+    <w:p>
+      <w:r>
+        <w:t>RF-33. Acumulación de Puntos</w:t>
+      </w:r>
+      <w:r>
+        <w:br/>
+        <w:t>El usuario obtendrá puntos por responder correctamente las preguntas.</w:t>
+      </w:r>
+    </w:p>
+    <w:p>
+      <w:r>
+        <w:t>RF-34. Obtención de Insignias</w:t>
+      </w:r>
+      <w:r>
+        <w:br/>
+        <w:t>El sistema otorgará insignias cuando se cumplan determinados objetivos.</w:t>
+      </w:r>
+    </w:p>
+    <w:p>
+      <w:r>
         <w:lastRenderedPageBreak/>
-        <w:t>RF-33. Recuperación de Vidas</w:t>
-      </w:r>
-      <w:r>
-        <w:br/>
-        <w:t>El sistema deberá permitir recuperar vidas mediante los mecanismos establecidos por la plataforma.</w:t>
-      </w:r>
-    </w:p>
-    <w:p>
-      <w:r>
-        <w:rPr>
-          <w:b/>
-          <w:bCs/>
-        </w:rPr>
-        <w:t>RF-34. Recuperación o Continuación de Partidas</w:t>
-      </w:r>
-      <w:r>
-        <w:br/>
-        <w:t>El sistema deberá permitir continuar el progreso guardado anteriormente.</w:t>
-      </w:r>
-    </w:p>
-    <w:p>
-      <w:r>
-        <w:rPr>
-          <w:b/>
-          <w:bCs/>
-        </w:rPr>
-        <w:t>RF-35. Sistema de Recompensas</w:t>
-      </w:r>
-      <w:r>
-        <w:br/>
-        <w:t>El sistema deberá otorgar recompensas al completar objetivos, niveles o rachas de estudio.</w:t>
-      </w:r>
-    </w:p>
-    <w:p>
-      <w:r>
-        <w:rPr>
-          <w:b/>
-          <w:bCs/>
-        </w:rPr>
-        <w:t>RF-36. Registro de Tiempo de Estudio</w:t>
-      </w:r>
-      <w:r>
-        <w:br/>
-        <w:t>El sistema deberá contabilizar automáticamente el tiempo dedicado al estudio.</w:t>
-      </w:r>
-    </w:p>
-    <w:p>
-      <w:r>
-        <w:rPr>
-          <w:b/>
-          <w:bCs/>
-        </w:rPr>
-        <w:t>RF-37. Acumulación de Puntos</w:t>
-      </w:r>
-      <w:r>
-        <w:br/>
-        <w:t>El usuario obtendrá puntos por responder correctamente las preguntas.</w:t>
-      </w:r>
-    </w:p>
-    <w:p>
-      <w:r>
-        <w:rPr>
-          <w:b/>
-          <w:bCs/>
-        </w:rPr>
-        <w:t>RF-38. Obtención de Insignias</w:t>
-      </w:r>
-      <w:r>
-        <w:br/>
-        <w:t>El sistema otorgará insignias cuando se cumplan determinados objetivos.</w:t>
-      </w:r>
-    </w:p>
-    <w:p>
-      <w:r>
-        <w:rPr>
-          <w:b/>
-          <w:bCs/>
-        </w:rPr>
-        <w:t>RF-39. Desbloqueo de Niveles</w:t>
+        <w:t>RF-35. Desbloqueo de Niveles</w:t>
       </w:r>
       <w:r>
         <w:br/>
@@ -639,15 +439,11 @@
     </w:p>
     <w:p>
       <w:r>
-        <w:rPr>
-          <w:b/>
-          <w:bCs/>
-        </w:rPr>
-        <w:t>RF-40. Clasificación de Usuarios</w:t>
-      </w:r>
-      <w:r>
-        <w:br/>
-        <w:t>El sistema podrá mostrar una tabla de posiciones basada en los puntos, logros y desempeño académico obtenidos por los estudiantes.</w:t>
+        <w:t>RF-36. Clasificación de Usuarios</w:t>
+      </w:r>
+      <w:r>
+        <w:br/>
+        <w:t>El sistema podrá mostrar una tabla de posiciones basada en los puntos y logros obtenidos por los estudiantes.</w:t>
       </w:r>
     </w:p>
     <w:p>
@@ -667,11 +463,7 @@
     </w:p>
     <w:p>
       <w:r>
-        <w:rPr>
-          <w:b/>
-          <w:bCs/>
-        </w:rPr>
-        <w:t>RF-41. Gestión de Usuarios Gratuitos</w:t>
+        <w:t>RF-37. Gestión de Usuarios Gratuitos</w:t>
       </w:r>
       <w:r>
         <w:br/>
@@ -680,11 +472,7 @@
     </w:p>
     <w:p>
       <w:r>
-        <w:rPr>
-          <w:b/>
-          <w:bCs/>
-        </w:rPr>
-        <w:t>RF-42. Gestión de Usuarios Premium</w:t>
+        <w:t>RF-38. Gestión de Usuarios Premium</w:t>
       </w:r>
       <w:r>
         <w:br/>
@@ -693,11 +481,7 @@
     </w:p>
     <w:p>
       <w:r>
-        <w:rPr>
-          <w:b/>
-          <w:bCs/>
-        </w:rPr>
-        <w:t>RF-43. Acceso Premium a Temáticas</w:t>
+        <w:t>RF-39. Acceso Premium a Temáticas</w:t>
       </w:r>
       <w:r>
         <w:br/>
@@ -706,11 +490,7 @@
     </w:p>
     <w:p>
       <w:r>
-        <w:rPr>
-          <w:b/>
-          <w:bCs/>
-        </w:rPr>
-        <w:t>RF-44. Vidas Ilimitadas Premium</w:t>
+        <w:t>RF-40. Vidas Ilimitadas Premium</w:t>
       </w:r>
       <w:r>
         <w:br/>
@@ -719,11 +499,7 @@
     </w:p>
     <w:p>
       <w:r>
-        <w:rPr>
-          <w:b/>
-          <w:bCs/>
-        </w:rPr>
-        <w:t>RF-45. Eliminación de Anuncios Premium</w:t>
+        <w:t>RF-41. Eliminación de Anuncios Premium</w:t>
       </w:r>
       <w:r>
         <w:br/>
@@ -732,16 +508,11 @@
     </w:p>
     <w:p>
       <w:r>
-        <w:rPr>
-          <w:b/>
-          <w:bCs/>
-        </w:rPr>
-        <w:lastRenderedPageBreak/>
-        <w:t>RF-46. Explicaciones de Respuestas</w:t>
-      </w:r>
-      <w:r>
-        <w:br/>
-        <w:t>El sistema deberá proporcionar explicaciones de las respuestas correctas e incorrectas. Los usuarios Premium podrán acceder a explicaciones ampliadas y contenido complementario.</w:t>
+        <w:t>RF-42. Explicaciones de Respuestas</w:t>
+      </w:r>
+      <w:r>
+        <w:br/>
+        <w:t>El sistema deberá proporcionar explicaciones de las respuestas correctas e incorrectas. Los usuarios Premium podrán acceder a explicaciones ampliadas.</w:t>
       </w:r>
     </w:p>
     <w:p>
@@ -761,11 +532,7 @@
     </w:p>
     <w:p>
       <w:r>
-        <w:rPr>
-          <w:b/>
-          <w:bCs/>
-        </w:rPr>
-        <w:t>RF-47. Almacenamiento del Progreso</w:t>
+        <w:t>RF-43. Almacenamiento del Progreso</w:t>
       </w:r>
       <w:r>
         <w:br/>
@@ -774,11 +541,7 @@
     </w:p>
     <w:p>
       <w:r>
-        <w:rPr>
-          <w:b/>
-          <w:bCs/>
-        </w:rPr>
-        <w:t>RF-48. Historial de Actividades</w:t>
+        <w:t>RF-44. Historial de Actividades</w:t>
       </w:r>
       <w:r>
         <w:br/>
@@ -787,11 +550,7 @@
     </w:p>
     <w:p>
       <w:r>
-        <w:rPr>
-          <w:b/>
-          <w:bCs/>
-        </w:rPr>
-        <w:t>RF-49. Reporte de Desempeño</w:t>
+        <w:t>RF-45. Reporte de Desempeño</w:t>
       </w:r>
       <w:r>
         <w:br/>
@@ -800,11 +559,7 @@
     </w:p>
     <w:p>
       <w:r>
-        <w:rPr>
-          <w:b/>
-          <w:bCs/>
-        </w:rPr>
-        <w:t>RF-50. Identificación de Fortalezas</w:t>
+        <w:t>RF-46. Identificación de Fortalezas</w:t>
       </w:r>
       <w:r>
         <w:br/>
@@ -813,11 +568,8 @@
     </w:p>
     <w:p>
       <w:r>
-        <w:rPr>
-          <w:b/>
-          <w:bCs/>
-        </w:rPr>
-        <w:t>RF-51. Identificación de Debilidades</w:t>
+        <w:lastRenderedPageBreak/>
+        <w:t>RF-47. Identificación de Debilidades</w:t>
       </w:r>
       <w:r>
         <w:br/>
@@ -826,15 +578,11 @@
     </w:p>
     <w:p>
       <w:r>
-        <w:rPr>
-          <w:b/>
-          <w:bCs/>
-        </w:rPr>
-        <w:t>RF-52. Notificaciones al Usuario</w:t>
-      </w:r>
-      <w:r>
-        <w:br/>
-        <w:t>El sistema deberá enviar notificaciones relacionadas con avances académicos, logros obtenidos, rachas de estudio, actividades pendientes y novedades de la plataforma.</w:t>
+        <w:t>RF-48. Notificaciones al Usuario</w:t>
+      </w:r>
+      <w:r>
+        <w:br/>
+        <w:t>El sistema deberá enviar notificaciones relacionadas con avances académicos, logros obtenidos y actividades pendientes.</w:t>
       </w:r>
     </w:p>
     <w:p>
@@ -854,11 +602,7 @@
     </w:p>
     <w:p>
       <w:r>
-        <w:rPr>
-          <w:b/>
-          <w:bCs/>
-        </w:rPr>
-        <w:t>RF-53. Seguridad de Datos</w:t>
+        <w:t>RF-49. Seguridad de Datos</w:t>
       </w:r>
       <w:r>
         <w:br/>
@@ -867,11 +611,7 @@
     </w:p>
     <w:p>
       <w:r>
-        <w:rPr>
-          <w:b/>
-          <w:bCs/>
-        </w:rPr>
-        <w:t>RF-54. Cierre de Sesión</w:t>
+        <w:t>RF-50. Cierre de Sesión</w:t>
       </w:r>
       <w:r>
         <w:br/>
@@ -880,24 +620,16 @@
     </w:p>
     <w:p>
       <w:r>
-        <w:rPr>
-          <w:b/>
-          <w:bCs/>
-        </w:rPr>
-        <w:t>RF-55. Gestión de Roles</w:t>
-      </w:r>
-      <w:r>
-        <w:br/>
-        <w:t>El sistema deberá diferenciar entre usuarios estudiantes y administradores, asignando permisos y funcionalidades específicas según el rol correspondiente.</w:t>
-      </w:r>
-    </w:p>
-    <w:p>
-      <w:r>
-        <w:rPr>
-          <w:b/>
-          <w:bCs/>
-        </w:rPr>
-        <w:t>RF-56. Gestión de Preguntas</w:t>
+        <w:t>RF-51. Gestión de Roles</w:t>
+      </w:r>
+      <w:r>
+        <w:br/>
+        <w:t>El sistema deberá manejar dos tipos de roles: Administrador y Estudiante, asignando permisos específicos a cada uno.</w:t>
+      </w:r>
+    </w:p>
+    <w:p>
+      <w:r>
+        <w:t>RF-52. Gestión de Preguntas</w:t>
       </w:r>
       <w:r>
         <w:br/>
@@ -906,38 +638,16 @@
     </w:p>
     <w:p>
       <w:r>
-        <w:rPr>
-          <w:b/>
-          <w:bCs/>
-        </w:rPr>
-        <w:lastRenderedPageBreak/>
-        <w:t>RF-57. Gestión de Lecturas</w:t>
-      </w:r>
-      <w:r>
-        <w:br/>
-        <w:t>Los administradores podrán agregar, actualizar o eliminar material de lectura.</w:t>
-      </w:r>
-    </w:p>
-    <w:p>
-      <w:r>
-        <w:rPr>
-          <w:b/>
-          <w:bCs/>
-        </w:rPr>
-        <w:t>RF-58. Gestión de Temáticas</w:t>
-      </w:r>
-      <w:r>
-        <w:br/>
-        <w:t>Los administradores podrán crear y organizar las diferentes áreas de estudio.</w:t>
-      </w:r>
-    </w:p>
-    <w:p>
-      <w:r>
-        <w:rPr>
-          <w:b/>
-          <w:bCs/>
-        </w:rPr>
-        <w:t>RF-59. Gestión de Usuarios</w:t>
+        <w:t>RF-53. Gestión de Temáticas</w:t>
+      </w:r>
+      <w:r>
+        <w:br/>
+        <w:t>Los administradores podrán crear, modificar y organizar las temáticas de estudio.</w:t>
+      </w:r>
+    </w:p>
+    <w:p>
+      <w:r>
+        <w:t>RF-54. Gestión de Usuarios</w:t>
       </w:r>
       <w:r>
         <w:br/>
@@ -946,11 +656,7 @@
     </w:p>
     <w:p>
       <w:r>
-        <w:rPr>
-          <w:b/>
-          <w:bCs/>
-        </w:rPr>
-        <w:t>RF-60. Consulta de Estadísticas Generales</w:t>
+        <w:t>RF-55. Consulta de Estadísticas Generales</w:t>
       </w:r>
       <w:r>
         <w:br/>
